--- a/data/revised_2026-10_full/tracked/v2/Biology/SS3.3_Animal_Gaseous_Exchange_and_Respiration/Biology_Animal_Gaseous_Exchange_and_Respiration_FinalExplanation_TRACKED.docx
+++ b/data/revised_2026-10_full/tracked/v2/Biology/SS3.3_Animal_Gaseous_Exchange_and_Respiration/Biology_Animal_Gaseous_Exchange_and_Respiration_FinalExplanation_TRACKED.docx
@@ -436,7 +436,7 @@
               </w:rPr>
               <w:t xml:space="preserve">This is your Final Explanation for the unit. Think back to the very first lesson, when you measured your own breathing rate and pulse rate at rest and again after 2 minutes of step-ups. Your driving question is: Why does my body work so much harder to get oxygen into my cells during exercise, and what happens inside those cells when there is not enough? Write your answers in the space under each prompt. Use your own Lesson 1 data, your </w:t>
             </w:r>
-            <w:ins w:id="9001" w:author="Claude (AI) - proposed" w:date="2026-10-15T02:50:09Z">
+            <w:ins w:id="9001" w:author="Claude (AI) - proposed" w:date="2026-10-18T00:26:23Z">
               <w:r>
                 <w:rPr>
                   <w:rFonts w:ascii="Arial" w:cs="Arial" w:eastAsia="Arial" w:hAnsi="Arial"/>
@@ -464,7 +464,7 @@
               </w:rPr>
               <w:t xml:space="preserve">final cumulative model and your Driving Question Board</w:t>
             </w:r>
-            <w:ins w:id="9002" w:author="Claude (AI) - proposed" w:date="2026-10-15T02:50:09Z">
+            <w:ins w:id="9002" w:author="Claude (AI) - proposed" w:date="2026-10-18T00:26:23Z">
               <w:r>
                 <w:rPr>
                   <w:rFonts w:ascii="Arial" w:cs="Arial" w:eastAsia="Arial" w:hAnsi="Arial"/>
@@ -720,7 +720,7 @@
               </w:rPr>
               <w:t xml:space="preserve">Explain how oxygen gets from the air outside your body into your blood during exercise. In your answer: (a) explain how the diaphragm and the intercostal muscles make air move into and out of the lungs, and how this links to your doubled breathing rate; (b) name the </w:t>
             </w:r>
-            <w:del w:id="9003" w:author="Claude (AI) - proposed" w:date="2026-10-15T02:50:09Z">
+            <w:del w:id="9003" w:author="Claude (AI) - proposed" w:date="2026-10-18T00:26:23Z">
               <w:r>
                 <w:rPr>
                   <w:rFonts w:ascii="Arial" w:cs="Arial" w:eastAsia="Arial" w:hAnsi="Arial"/>
@@ -748,7 +748,7 @@
               </w:rPr>
               <w:t xml:space="preserve">features that make the alveoli an efficient gas exchange surface, and explain what each one does for diffusion; (c) explain </w:t>
             </w:r>
-            <w:del w:id="9004" w:author="Claude (AI) - proposed" w:date="2026-10-15T02:50:09Z">
+            <w:del w:id="9004" w:author="Claude (AI) - proposed" w:date="2026-10-18T00:26:23Z">
               <w:r>
                 <w:rPr>
                   <w:rFonts w:ascii="Arial" w:cs="Arial" w:eastAsia="Arial" w:hAnsi="Arial"/>
@@ -763,7 +763,7 @@
                 <w:delText xml:space="preserve">why</w:delText>
               </w:r>
             </w:del>
-            <w:ins w:id="9005" w:author="Claude (AI) - proposed" w:date="2026-10-15T02:50:09Z">
+            <w:ins w:id="9005" w:author="Claude (AI) - proposed" w:date="2026-10-18T00:26:23Z">
               <w:r>
                 <w:rPr>
                   <w:rFonts w:ascii="Arial" w:cs="Arial" w:eastAsia="Arial" w:hAnsi="Arial"/>
@@ -791,7 +791,7 @@
               </w:rPr>
               <w:t xml:space="preserve"> tilapia gills in Lake Victoria </w:t>
             </w:r>
-            <w:del w:id="9006" w:author="Claude (AI) - proposed" w:date="2026-10-15T02:50:09Z">
+            <w:del w:id="9006" w:author="Claude (AI) - proposed" w:date="2026-10-18T00:26:23Z">
               <w:r>
                 <w:rPr>
                   <w:rFonts w:ascii="Arial" w:cs="Arial" w:eastAsia="Arial" w:hAnsi="Arial"/>
@@ -806,7 +806,7 @@
                 <w:delText xml:space="preserve">need the same four features</w:delText>
               </w:r>
             </w:del>
-            <w:ins w:id="9007" w:author="Claude (AI) - proposed" w:date="2026-10-15T02:50:09Z">
+            <w:ins w:id="9007" w:author="Claude (AI) - proposed" w:date="2026-10-18T00:26:23Z">
               <w:r>
                 <w:rPr>
                   <w:rFonts w:ascii="Arial" w:cs="Arial" w:eastAsia="Arial" w:hAnsi="Arial"/>
@@ -1100,7 +1100,7 @@
               </w:rPr>
               <w:t xml:space="preserve">(a) Write the word equation and the balanced chemical equation for aerobic respiration, say where in the cell it happens, and explain how it accounts for the doubling of your breathing rate during step-ups</w:t>
             </w:r>
-            <w:ins w:id="9008" w:author="Claude (AI) - proposed" w:date="2026-10-15T02:50:09Z">
+            <w:ins w:id="9008" w:author="Claude (AI) - proposed" w:date="2026-10-18T00:26:23Z">
               <w:r>
                 <w:rPr>
                   <w:rFonts w:ascii="Arial" w:cs="Arial" w:eastAsia="Arial" w:hAnsi="Arial"/>
@@ -1128,7 +1128,7 @@
               </w:rPr>
               <w:t xml:space="preserve">. (b) Explain why your leg muscles burned even though you were breathing hard. Use the terms anaerobic respiration, lactic acid and oxygen debt</w:t>
             </w:r>
-            <w:ins w:id="9009" w:author="Claude (AI) - proposed" w:date="2026-10-15T02:50:09Z">
+            <w:ins w:id="9009" w:author="Claude (AI) - proposed" w:date="2026-10-18T00:26:23Z">
               <w:r>
                 <w:rPr>
                   <w:rFonts w:ascii="Arial" w:cs="Arial" w:eastAsia="Arial" w:hAnsi="Arial"/>
@@ -1156,7 +1156,7 @@
               </w:rPr>
               <w:t xml:space="preserve">. (c) Explain why you still breathe heavily for a while after you stop exercising.</w:t>
             </w:r>
-            <w:ins w:id="9010" w:author="Claude (AI) - proposed" w:date="2026-10-15T02:50:09Z">
+            <w:ins w:id="9010" w:author="Claude (AI) - proposed" w:date="2026-10-18T00:26:23Z">
               <w:r>
                 <w:rPr>
                   <w:rFonts w:ascii="Arial" w:cs="Arial" w:eastAsia="Arial" w:hAnsi="Arial"/>
@@ -1595,7 +1595,7 @@
               <w:spacing w:after="40" w:before="0"/>
               <w:jc w:val="left"/>
             </w:pPr>
-            <w:del w:id="9011" w:author="Claude (AI) - proposed" w:date="2026-10-15T02:50:09Z">
+            <w:del w:id="9011" w:author="Claude (AI) - proposed" w:date="2026-10-18T00:26:23Z">
               <w:r>
                 <w:rPr>
                   <w:rFonts w:ascii="Arial" w:cs="Arial" w:eastAsia="Arial" w:hAnsi="Arial"/>
@@ -1610,7 +1610,7 @@
                 <w:delText xml:space="preserve">Accurately</w:delText>
               </w:r>
             </w:del>
-            <w:ins w:id="9012" w:author="Claude (AI) - proposed" w:date="2026-10-15T02:50:09Z">
+            <w:ins w:id="9012" w:author="Claude (AI) - proposed" w:date="2026-10-18T00:26:23Z">
               <w:r>
                 <w:rPr>
                   <w:rFonts w:ascii="Arial" w:cs="Arial" w:eastAsia="Arial" w:hAnsi="Arial"/>
@@ -1658,7 +1658,7 @@
               <w:spacing w:after="40" w:before="0"/>
               <w:jc w:val="left"/>
             </w:pPr>
-            <w:del w:id="9013" w:author="Claude (AI) - proposed" w:date="2026-10-15T02:50:09Z">
+            <w:del w:id="9013" w:author="Claude (AI) - proposed" w:date="2026-10-18T00:26:23Z">
               <w:r>
                 <w:rPr>
                   <w:rFonts w:ascii="Arial" w:cs="Arial" w:eastAsia="Arial" w:hAnsi="Arial"/>
@@ -1673,7 +1673,7 @@
                 <w:delText xml:space="preserve">Mentions</w:delText>
               </w:r>
             </w:del>
-            <w:ins w:id="9014" w:author="Claude (AI) - proposed" w:date="2026-10-15T02:50:09Z">
+            <w:ins w:id="9014" w:author="Claude (AI) - proposed" w:date="2026-10-18T00:26:23Z">
               <w:r>
                 <w:rPr>
                   <w:rFonts w:ascii="Arial" w:cs="Arial" w:eastAsia="Arial" w:hAnsi="Arial"/>
@@ -1721,7 +1721,7 @@
               <w:spacing w:after="40" w:before="0"/>
               <w:jc w:val="left"/>
             </w:pPr>
-            <w:del w:id="9015" w:author="Claude (AI) - proposed" w:date="2026-10-15T02:50:09Z">
+            <w:del w:id="9015" w:author="Claude (AI) - proposed" w:date="2026-10-18T00:26:23Z">
               <w:r>
                 <w:rPr>
                   <w:rFonts w:ascii="Arial" w:cs="Arial" w:eastAsia="Arial" w:hAnsi="Arial"/>
@@ -1736,7 +1736,7 @@
                 <w:delText xml:space="preserve">Gives</w:delText>
               </w:r>
             </w:del>
-            <w:ins w:id="9016" w:author="Claude (AI) - proposed" w:date="2026-10-15T02:50:09Z">
+            <w:ins w:id="9016" w:author="Claude (AI) - proposed" w:date="2026-10-18T00:26:23Z">
               <w:r>
                 <w:rPr>
                   <w:rFonts w:ascii="Arial" w:cs="Arial" w:eastAsia="Arial" w:hAnsi="Arial"/>
@@ -1819,7 +1819,7 @@
               <w:spacing w:after="40" w:before="0"/>
               <w:jc w:val="left"/>
             </w:pPr>
-            <w:del w:id="9017" w:author="Claude (AI) - proposed" w:date="2026-10-15T02:50:09Z">
+            <w:del w:id="9017" w:author="Claude (AI) - proposed" w:date="2026-10-18T00:26:23Z">
               <w:r>
                 <w:rPr>
                   <w:rFonts w:ascii="Arial" w:cs="Arial" w:eastAsia="Arial" w:hAnsi="Arial"/>
@@ -1834,7 +1834,7 @@
                 <w:delText xml:space="preserve">Explains</w:delText>
               </w:r>
             </w:del>
-            <w:ins w:id="9018" w:author="Claude (AI) - proposed" w:date="2026-10-15T02:50:09Z">
+            <w:ins w:id="9018" w:author="Claude (AI) - proposed" w:date="2026-10-18T00:26:23Z">
               <w:r>
                 <w:rPr>
                   <w:rFonts w:ascii="Arial" w:cs="Arial" w:eastAsia="Arial" w:hAnsi="Arial"/>
@@ -1862,7 +1862,7 @@
               </w:rPr>
               <w:t xml:space="preserve"> breathing mechanics with pressure changes, the </w:t>
             </w:r>
-            <w:del w:id="9019" w:author="Claude (AI) - proposed" w:date="2026-10-15T02:50:09Z">
+            <w:del w:id="9019" w:author="Claude (AI) - proposed" w:date="2026-10-18T00:26:23Z">
               <w:r>
                 <w:rPr>
                   <w:rFonts w:ascii="Arial" w:cs="Arial" w:eastAsia="Arial" w:hAnsi="Arial"/>
@@ -1877,7 +1877,7 @@
                 <w:delText xml:space="preserve">four alveolar features</w:delText>
               </w:r>
             </w:del>
-            <w:ins w:id="9020" w:author="Claude (AI) - proposed" w:date="2026-10-15T02:50:09Z">
+            <w:ins w:id="9020" w:author="Claude (AI) - proposed" w:date="2026-10-18T00:26:23Z">
               <w:r>
                 <w:rPr>
                   <w:rFonts w:ascii="Arial" w:cs="Arial" w:eastAsia="Arial" w:hAnsi="Arial"/>
@@ -1905,7 +1905,7 @@
               </w:rPr>
               <w:t xml:space="preserve"> and the full oxygen pathway including haemoglobin and the heart, with correct diffusion reasoning</w:t>
             </w:r>
-            <w:ins w:id="9021" w:author="Claude (AI) - proposed" w:date="2026-10-15T02:50:09Z">
+            <w:ins w:id="9021" w:author="Claude (AI) - proposed" w:date="2026-10-18T00:26:23Z">
               <w:r>
                 <w:rPr>
                   <w:rFonts w:ascii="Arial" w:cs="Arial" w:eastAsia="Arial" w:hAnsi="Arial"/>
@@ -1953,7 +1953,7 @@
               <w:spacing w:after="40" w:before="0"/>
               <w:jc w:val="left"/>
             </w:pPr>
-            <w:del w:id="9022" w:author="Claude (AI) - proposed" w:date="2026-10-15T02:50:09Z">
+            <w:del w:id="9022" w:author="Claude (AI) - proposed" w:date="2026-10-18T00:26:23Z">
               <w:r>
                 <w:rPr>
                   <w:rFonts w:ascii="Arial" w:cs="Arial" w:eastAsia="Arial" w:hAnsi="Arial"/>
@@ -1968,7 +1968,7 @@
                 <w:delText xml:space="preserve">Describes</w:delText>
               </w:r>
             </w:del>
-            <w:ins w:id="9023" w:author="Claude (AI) - proposed" w:date="2026-10-15T02:50:09Z">
+            <w:ins w:id="9023" w:author="Claude (AI) - proposed" w:date="2026-10-18T00:26:23Z">
               <w:r>
                 <w:rPr>
                   <w:rFonts w:ascii="Arial" w:cs="Arial" w:eastAsia="Arial" w:hAnsi="Arial"/>
@@ -2016,7 +2016,7 @@
               <w:spacing w:after="40" w:before="0"/>
               <w:jc w:val="left"/>
             </w:pPr>
-            <w:del w:id="9024" w:author="Claude (AI) - proposed" w:date="2026-10-15T02:50:09Z">
+            <w:del w:id="9024" w:author="Claude (AI) - proposed" w:date="2026-10-18T00:26:23Z">
               <w:r>
                 <w:rPr>
                   <w:rFonts w:ascii="Arial" w:cs="Arial" w:eastAsia="Arial" w:hAnsi="Arial"/>
@@ -2031,7 +2031,7 @@
                 <w:delText xml:space="preserve">Lists</w:delText>
               </w:r>
             </w:del>
-            <w:ins w:id="9025" w:author="Claude (AI) - proposed" w:date="2026-10-15T02:50:09Z">
+            <w:ins w:id="9025" w:author="Claude (AI) - proposed" w:date="2026-10-18T00:26:23Z">
               <w:r>
                 <w:rPr>
                   <w:rFonts w:ascii="Arial" w:cs="Arial" w:eastAsia="Arial" w:hAnsi="Arial"/>
@@ -2094,7 +2094,7 @@
               </w:rPr>
               <w:t xml:space="preserve">Explaining cellular respiration</w:t>
             </w:r>
-            <w:del w:id="9026" w:author="Claude (AI) - proposed" w:date="2026-10-15T02:50:09Z">
+            <w:del w:id="9026" w:author="Claude (AI) - proposed" w:date="2026-10-18T00:26:23Z">
               <w:r>
                 <w:rPr>
                   <w:rFonts w:ascii="Arial" w:cs="Arial" w:eastAsia="Arial" w:hAnsi="Arial"/>
@@ -2109,7 +2109,7 @@
                 <w:delText xml:space="preserve"> and lactic acid</w:delText>
               </w:r>
             </w:del>
-            <w:ins w:id="9027" w:author="Claude (AI) - proposed" w:date="2026-10-15T02:50:09Z">
+            <w:ins w:id="9027" w:author="Claude (AI) - proposed" w:date="2026-10-18T00:26:23Z">
               <w:r>
                 <w:rPr>
                   <w:rFonts w:ascii="Arial" w:cs="Arial" w:eastAsia="Arial" w:hAnsi="Arial"/>
@@ -2144,7 +2144,7 @@
               <w:spacing w:after="40" w:before="0"/>
               <w:jc w:val="left"/>
             </w:pPr>
-            <w:del w:id="9028" w:author="Claude (AI) - proposed" w:date="2026-10-15T02:50:09Z">
+            <w:del w:id="9028" w:author="Claude (AI) - proposed" w:date="2026-10-18T00:26:23Z">
               <w:r>
                 <w:rPr>
                   <w:rFonts w:ascii="Arial" w:cs="Arial" w:eastAsia="Arial" w:hAnsi="Arial"/>
@@ -2159,7 +2159,7 @@
                 <w:delText xml:space="preserve">Gives</w:delText>
               </w:r>
             </w:del>
-            <w:ins w:id="9029" w:author="Claude (AI) - proposed" w:date="2026-10-15T02:50:09Z">
+            <w:ins w:id="9029" w:author="Claude (AI) - proposed" w:date="2026-10-18T00:26:23Z">
               <w:r>
                 <w:rPr>
                   <w:rFonts w:ascii="Arial" w:cs="Arial" w:eastAsia="Arial" w:hAnsi="Arial"/>
@@ -2187,7 +2187,7 @@
               </w:rPr>
               <w:t xml:space="preserve"> both equations correctly, places respiration in the </w:t>
             </w:r>
-            <w:del w:id="9030" w:author="Claude (AI) - proposed" w:date="2026-10-15T02:50:09Z">
+            <w:del w:id="9030" w:author="Claude (AI) - proposed" w:date="2026-10-18T00:26:23Z">
               <w:r>
                 <w:rPr>
                   <w:rFonts w:ascii="Arial" w:cs="Arial" w:eastAsia="Arial" w:hAnsi="Arial"/>
@@ -2202,7 +2202,7 @@
                 <w:delText xml:space="preserve">mitochondria</w:delText>
               </w:r>
             </w:del>
-            <w:ins w:id="9031" w:author="Claude (AI) - proposed" w:date="2026-10-15T02:50:09Z">
+            <w:ins w:id="9031" w:author="Claude (AI) - proposed" w:date="2026-10-18T00:26:23Z">
               <w:r>
                 <w:rPr>
                   <w:rFonts w:ascii="Arial" w:cs="Arial" w:eastAsia="Arial" w:hAnsi="Arial"/>
@@ -2250,7 +2250,7 @@
               <w:spacing w:after="40" w:before="0"/>
               <w:jc w:val="left"/>
             </w:pPr>
-            <w:del w:id="9032" w:author="Claude (AI) - proposed" w:date="2026-10-15T02:50:09Z">
+            <w:del w:id="9032" w:author="Claude (AI) - proposed" w:date="2026-10-18T00:26:23Z">
               <w:r>
                 <w:rPr>
                   <w:rFonts w:ascii="Arial" w:cs="Arial" w:eastAsia="Arial" w:hAnsi="Arial"/>
@@ -2265,7 +2265,7 @@
                 <w:delText xml:space="preserve">Gives</w:delText>
               </w:r>
             </w:del>
-            <w:ins w:id="9033" w:author="Claude (AI) - proposed" w:date="2026-10-15T02:50:09Z">
+            <w:ins w:id="9033" w:author="Claude (AI) - proposed" w:date="2026-10-18T00:26:23Z">
               <w:r>
                 <w:rPr>
                   <w:rFonts w:ascii="Arial" w:cs="Arial" w:eastAsia="Arial" w:hAnsi="Arial"/>
@@ -2293,7 +2293,7 @@
               </w:rPr>
               <w:t xml:space="preserve"> the equations and a mostly correct explanation of lactic acid with minor gaps</w:t>
             </w:r>
-            <w:ins w:id="9034" w:author="Claude (AI) - proposed" w:date="2026-10-15T02:50:09Z">
+            <w:ins w:id="9034" w:author="Claude (AI) - proposed" w:date="2026-10-18T00:26:23Z">
               <w:r>
                 <w:rPr>
                   <w:rFonts w:ascii="Arial" w:cs="Arial" w:eastAsia="Arial" w:hAnsi="Arial"/>
@@ -2341,7 +2341,7 @@
               <w:spacing w:after="40" w:before="0"/>
               <w:jc w:val="left"/>
             </w:pPr>
-            <w:del w:id="9035" w:author="Claude (AI) - proposed" w:date="2026-10-15T02:50:09Z">
+            <w:del w:id="9035" w:author="Claude (AI) - proposed" w:date="2026-10-18T00:26:23Z">
               <w:r>
                 <w:rPr>
                   <w:rFonts w:ascii="Arial" w:cs="Arial" w:eastAsia="Arial" w:hAnsi="Arial"/>
@@ -2356,7 +2356,7 @@
                 <w:delText xml:space="preserve">Equations</w:delText>
               </w:r>
             </w:del>
-            <w:ins w:id="9036" w:author="Claude (AI) - proposed" w:date="2026-10-15T02:50:09Z">
+            <w:ins w:id="9036" w:author="Claude (AI) - proposed" w:date="2026-10-18T00:26:23Z">
               <w:r>
                 <w:rPr>
                   <w:rFonts w:ascii="Arial" w:cs="Arial" w:eastAsia="Arial" w:hAnsi="Arial"/>
@@ -2439,7 +2439,7 @@
               <w:spacing w:after="40" w:before="0"/>
               <w:jc w:val="left"/>
             </w:pPr>
-            <w:del w:id="9037" w:author="Claude (AI) - proposed" w:date="2026-10-15T02:50:09Z">
+            <w:del w:id="9037" w:author="Claude (AI) - proposed" w:date="2026-10-18T00:26:23Z">
               <w:r>
                 <w:rPr>
                   <w:rFonts w:ascii="Arial" w:cs="Arial" w:eastAsia="Arial" w:hAnsi="Arial"/>
@@ -2454,7 +2454,7 @@
                 <w:delText xml:space="preserve">Applies</w:delText>
               </w:r>
             </w:del>
-            <w:ins w:id="9038" w:author="Claude (AI) - proposed" w:date="2026-10-15T02:50:09Z">
+            <w:ins w:id="9038" w:author="Claude (AI) - proposed" w:date="2026-10-18T00:26:23Z">
               <w:r>
                 <w:rPr>
                   <w:rFonts w:ascii="Arial" w:cs="Arial" w:eastAsia="Arial" w:hAnsi="Arial"/>
@@ -2502,7 +2502,7 @@
               <w:spacing w:after="40" w:before="0"/>
               <w:jc w:val="left"/>
             </w:pPr>
-            <w:del w:id="9039" w:author="Claude (AI) - proposed" w:date="2026-10-15T02:50:09Z">
+            <w:del w:id="9039" w:author="Claude (AI) - proposed" w:date="2026-10-18T00:26:23Z">
               <w:r>
                 <w:rPr>
                   <w:rFonts w:ascii="Arial" w:cs="Arial" w:eastAsia="Arial" w:hAnsi="Arial"/>
@@ -2517,7 +2517,7 @@
                 <w:delText xml:space="preserve">Applies</w:delText>
               </w:r>
             </w:del>
-            <w:ins w:id="9040" w:author="Claude (AI) - proposed" w:date="2026-10-15T02:50:09Z">
+            <w:ins w:id="9040" w:author="Claude (AI) - proposed" w:date="2026-10-18T00:26:23Z">
               <w:r>
                 <w:rPr>
                   <w:rFonts w:ascii="Arial" w:cs="Arial" w:eastAsia="Arial" w:hAnsi="Arial"/>
@@ -2565,7 +2565,7 @@
               <w:spacing w:after="40" w:before="0"/>
               <w:jc w:val="left"/>
             </w:pPr>
-            <w:del w:id="9041" w:author="Claude (AI) - proposed" w:date="2026-10-15T02:50:09Z">
+            <w:del w:id="9041" w:author="Claude (AI) - proposed" w:date="2026-10-18T00:26:23Z">
               <w:r>
                 <w:rPr>
                   <w:rFonts w:ascii="Arial" w:cs="Arial" w:eastAsia="Arial" w:hAnsi="Arial"/>
@@ -2580,7 +2580,7 @@
                 <w:delText xml:space="preserve">Repeats</w:delText>
               </w:r>
             </w:del>
-            <w:ins w:id="9042" w:author="Claude (AI) - proposed" w:date="2026-10-15T02:50:09Z">
+            <w:ins w:id="9042" w:author="Claude (AI) - proposed" w:date="2026-10-18T00:26:23Z">
               <w:r>
                 <w:rPr>
                   <w:rFonts w:ascii="Arial" w:cs="Arial" w:eastAsia="Arial" w:hAnsi="Arial"/>
@@ -2663,7 +2663,7 @@
               <w:spacing w:after="40" w:before="0"/>
               <w:jc w:val="left"/>
             </w:pPr>
-            <w:del w:id="9043" w:author="Claude (AI) - proposed" w:date="2026-10-15T02:50:09Z">
+            <w:del w:id="9043" w:author="Claude (AI) - proposed" w:date="2026-10-18T00:26:23Z">
               <w:r>
                 <w:rPr>
                   <w:rFonts w:ascii="Arial" w:cs="Arial" w:eastAsia="Arial" w:hAnsi="Arial"/>
@@ -2678,7 +2678,7 @@
                 <w:delText xml:space="preserve">Uses</w:delText>
               </w:r>
             </w:del>
-            <w:ins w:id="9044" w:author="Claude (AI) - proposed" w:date="2026-10-15T02:50:09Z">
+            <w:ins w:id="9044" w:author="Claude (AI) - proposed" w:date="2026-10-18T00:26:23Z">
               <w:r>
                 <w:rPr>
                   <w:rFonts w:ascii="Arial" w:cs="Arial" w:eastAsia="Arial" w:hAnsi="Arial"/>
@@ -2726,7 +2726,7 @@
               <w:spacing w:after="40" w:before="0"/>
               <w:jc w:val="left"/>
             </w:pPr>
-            <w:del w:id="9045" w:author="Claude (AI) - proposed" w:date="2026-10-15T02:50:09Z">
+            <w:del w:id="9045" w:author="Claude (AI) - proposed" w:date="2026-10-18T00:26:23Z">
               <w:r>
                 <w:rPr>
                   <w:rFonts w:ascii="Arial" w:cs="Arial" w:eastAsia="Arial" w:hAnsi="Arial"/>
@@ -2741,7 +2741,7 @@
                 <w:delText xml:space="preserve">Uses</w:delText>
               </w:r>
             </w:del>
-            <w:ins w:id="9046" w:author="Claude (AI) - proposed" w:date="2026-10-15T02:50:09Z">
+            <w:ins w:id="9046" w:author="Claude (AI) - proposed" w:date="2026-10-18T00:26:23Z">
               <w:r>
                 <w:rPr>
                   <w:rFonts w:ascii="Arial" w:cs="Arial" w:eastAsia="Arial" w:hAnsi="Arial"/>
@@ -2789,7 +2789,7 @@
               <w:spacing w:after="40" w:before="0"/>
               <w:jc w:val="left"/>
             </w:pPr>
-            <w:del w:id="9047" w:author="Claude (AI) - proposed" w:date="2026-10-15T02:50:09Z">
+            <w:del w:id="9047" w:author="Claude (AI) - proposed" w:date="2026-10-18T00:26:23Z">
               <w:r>
                 <w:rPr>
                   <w:rFonts w:ascii="Arial" w:cs="Arial" w:eastAsia="Arial" w:hAnsi="Arial"/>
@@ -2804,7 +2804,7 @@
                 <w:delText xml:space="preserve">Uses</w:delText>
               </w:r>
             </w:del>
-            <w:ins w:id="9048" w:author="Claude (AI) - proposed" w:date="2026-10-15T02:50:09Z">
+            <w:ins w:id="9048" w:author="Claude (AI) - proposed" w:date="2026-10-18T00:26:23Z">
               <w:r>
                 <w:rPr>
                   <w:rFonts w:ascii="Arial" w:cs="Arial" w:eastAsia="Arial" w:hAnsi="Arial"/>
@@ -2954,7 +2954,7 @@
         </w:rPr>
         <w:t xml:space="preserve">© 2026 SeaVuria and ARES. This work is licensed under a </w:t>
       </w:r>
-      <w:hyperlink w:history="1" r:id="rId-xwbsn1jj0p0c_3ymbtbr">
+      <w:hyperlink w:history="1" r:id="rId45zfyewwtil4c0bqapak-">
         <w:r>
           <w:rPr>
             <w:rFonts w:ascii="Arial" w:cs="Arial" w:eastAsia="Arial" w:hAnsi="Arial"/>
@@ -2974,7 +2974,7 @@
         </w:rPr>
         <w:t xml:space="preserve"> (</w:t>
       </w:r>
-      <w:hyperlink w:history="1" r:id="rIdbbwbyhxskrpqtombzcrbg">
+      <w:hyperlink w:history="1" r:id="rIdzv_rsiskjcdky1_schnjm">
         <w:r>
           <w:rPr>
             <w:rFonts w:ascii="Arial" w:cs="Arial" w:eastAsia="Arial" w:hAnsi="Arial"/>
@@ -2994,7 +2994,7 @@
         </w:rPr>
         <w:t xml:space="preserve">). To view a copy of this license, visit </w:t>
       </w:r>
-      <w:hyperlink w:history="1" r:id="rIddend3jqu8khku7zbayhmo">
+      <w:hyperlink w:history="1" r:id="rIdhzuwjonsejcy7dvagcwzh">
         <w:r>
           <w:rPr>
             <w:rFonts w:ascii="Arial" w:cs="Arial" w:eastAsia="Arial" w:hAnsi="Arial"/>
